--- a/docs/ספר-פרויקט-GOLDEN-HAIR-SALON-מאוחד.docx
+++ b/docs/ספר-פרויקט-GOLDEN-HAIR-SALON-מאוחד.docx
@@ -39339,73 +39339,23 @@
           <w:szCs w:val="28"/>
           <w:rtl/>
         </w:rPr>
-        <w:t xml:space="preserve">תרשים רצף מתאר את סדר ההודעות העוברות בין רכיבי המערכת במהלך ביצוע תהליך. השחקנים בכל התרשימים הם: המשתמש, הממשק הגרפי (GUI), רכיב הניהול הרלוונטי בשרת, ומסד הנתונים.</w:t>
+        <w:t xml:space="preserve">תרשים רצף מתאר את סדר ההודעות העוברות בין רכיבי המערכת במהלך ביצוע תהליך. השחקנים בכל התרשימים הם המשתמש, רכיב הניהול הרלוונטי בשרת, ומסד הנתונים - בהתאם לרכיבים שהוגדרו בפרק הארכיטקטורה הלוגית.</w:t>
       </w:r>
     </w:p>
-    <w:tbl>
-      <w:tblPr>
-        <w:tblW w:w="9400" w:type="dxa"/>
-        <w:bidiVisual/>
-        <w:tblBorders>
-          <w:top w:val="single" w:sz="8" w:color="C9A227"/>
-          <w:start w:val="single" w:sz="8" w:color="C9A227"/>
-          <w:bottom w:val="single" w:sz="8" w:color="C9A227"/>
-          <w:end w:val="single" w:sz="8" w:color="C9A227"/>
-        </w:tblBorders>
-        <w:tblCellMar>
-          <w:top w:w="120" w:type="dxa"/>
-          <w:start w:w="140" w:type="dxa"/>
-          <w:bottom w:w="120" w:type="dxa"/>
-          <w:end w:w="140" w:type="dxa"/>
-        </w:tblCellMar>
-      </w:tblPr>
-      <w:tr>
-        <w:tc>
-          <w:tcPr>
-            <w:tcW w:w="9400" w:type="dxa"/>
-            <w:shd w:val="clear" w:fill="FFF8E7"/>
-          </w:tcPr>
-          <w:p>
-            <w:pPr>
-              <w:bidi/>
-              <w:spacing w:after="60"/>
-            </w:pPr>
-            <w:r>
-              <w:rPr>
-                <w:rFonts w:ascii="David" w:cs="David" w:hAnsi="David"/>
-                <w:b/>
-                <w:bCs/>
-                <w:color w:val="8B6508"/>
-                <w:sz w:val="24"/>
-                <w:szCs w:val="24"/>
-                <w:rtl/>
-              </w:rPr>
-              <w:t xml:space="preserve">איך להפוך את הקוד לתמונה</w:t>
-            </w:r>
-          </w:p>
-          <w:p>
-            <w:pPr>
-              <w:bidi/>
-              <w:spacing w:after="0" w:line="300"/>
-            </w:pPr>
-            <w:r>
-              <w:rPr>
-                <w:rFonts w:ascii="David" w:cs="David" w:hAnsi="David"/>
-                <w:sz w:val="22"/>
-                <w:szCs w:val="22"/>
-                <w:rtl/>
-              </w:rPr>
-              <w:t xml:space="preserve">לכל תרשים מצורף קוד מקור בשפת PlantUML. כדי לייצר את התמונה: היכנס לאתר plantuml.com, הדבק את הקוד בתיבה ולחץ Submit. לאחר מכן שמור את התמונה והדבק אותה כאן במקום הקוד.</w:t>
-            </w:r>
-          </w:p>
-        </w:tc>
-      </w:tr>
-    </w:tbl>
     <w:p>
       <w:pPr>
         <w:bidi/>
-        <w:spacing w:after="0"/>
+        <w:spacing w:after="80" w:line="360"/>
       </w:pPr>
+      <w:r>
+        <w:rPr>
+          <w:rFonts w:ascii="David" w:cs="David" w:hAnsi="David"/>
+          <w:sz w:val="28"/>
+          <w:szCs w:val="28"/>
+          <w:rtl/>
+        </w:rPr>
+        <w:t xml:space="preserve">ההודעות ממוספרות לפי שלבים: הספרה הראשונה מציינת את שלב התהליך, והספרה שאחרי הנקודה מציינת את סדר ההודעות בתוך אותו שלב.</w:t>
+      </w:r>
     </w:p>
     <w:p>
       <w:pPr>
@@ -39437,7 +39387,7 @@
           <w:szCs w:val="28"/>
           <w:rtl/>
         </w:rPr>
-        <w:t xml:space="preserve">המשתמש מזין פרטים, השרת מוודא תקינות, מצפין את הסיסמה ושומר את המשתמש החדש.</w:t>
+        <w:t xml:space="preserve">המשתמש ממלא את פרטיו, המערכת בודקת את תקינותם, מצפינה את הסיסמה ושומרת את המשתמש החדש.</w:t>
       </w:r>
     </w:p>
     <w:p>
@@ -39465,7 +39415,7 @@
       <w:r>
         <w:drawing>
           <wp:inline distT="0" distB="0" distL="0" distR="0">
-            <wp:extent cx="5486400" cy="4706041"/>
+            <wp:extent cx="5486400" cy="4943283"/>
             <wp:effectExtent l="0" t="0" r="0" b="0"/>
             <wp:docPr id="23" name="Picture 23" descr="01-seq-suc01-הרשמה"/>
             <wp:cNvGraphicFramePr>
@@ -39487,7 +39437,7 @@
                   <pic:spPr>
                     <a:xfrm>
                       <a:off x="0" y="0"/>
-                      <a:ext cx="5486400" cy="4706041"/>
+                      <a:ext cx="5486400" cy="4943283"/>
                     </a:xfrm>
                     <a:prstGeom prst="rect">
                       <a:avLst/>
@@ -39536,7 +39486,7 @@
           <w:szCs w:val="28"/>
           <w:rtl/>
         </w:rPr>
-        <w:t xml:space="preserve">המשתמש מזין דואר אלקטרוני וסיסמה, השרת מאמת מול מסד הנתונים ומנפיק אסימון JWT הכולל את תפקיד המשתמש.</w:t>
+        <w:t xml:space="preserve">המשתמש מזין דוא״ל וסיסמה, המערכת מאמתת אותם מול מסד הנתונים ומעבירה אותו לממשק המותאם להרשאותיו.</w:t>
       </w:r>
     </w:p>
     <w:p>
@@ -39564,7 +39514,7 @@
       <w:r>
         <w:drawing>
           <wp:inline distT="0" distB="0" distL="0" distR="0">
-            <wp:extent cx="5257800" cy="5629275"/>
+            <wp:extent cx="5486400" cy="4408714"/>
             <wp:effectExtent l="0" t="0" r="0" b="0"/>
             <wp:docPr id="22" name="Picture 22" descr="02-seq-suc02-התחברות"/>
             <wp:cNvGraphicFramePr>
@@ -39586,7 +39536,7 @@
                   <pic:spPr>
                     <a:xfrm>
                       <a:off x="0" y="0"/>
-                      <a:ext cx="5257800" cy="5629275"/>
+                      <a:ext cx="5486400" cy="4408714"/>
                     </a:xfrm>
                     <a:prstGeom prst="rect">
                       <a:avLst/>
@@ -39635,7 +39585,7 @@
           <w:szCs w:val="28"/>
           <w:rtl/>
         </w:rPr>
-        <w:t xml:space="preserve">התהליך המרכזי במערכת. שים לב לשתי הפניות למסד הנתונים: אחת לחישוב השעות הפנויות, ושנייה לבדיקה חוזרת לפני השמירה, כדי למנוע התנגשות בין שני לקוחות.</w:t>
+        <w:t xml:space="preserve">התהליך המרכזי במערכת. שים לב לשתי הפניות למסד הנתונים: הראשונה לחישוב השעות הפנויות, והשנייה לבדיקה חוזרת ממש לפני השמירה, כדי למנוע מצב שבו שני לקוחות תופסים את אותה שעה.</w:t>
       </w:r>
     </w:p>
     <w:p>
@@ -39663,7 +39613,7 @@
       <w:r>
         <w:drawing>
           <wp:inline distT="0" distB="0" distL="0" distR="0">
-            <wp:extent cx="5486400" cy="5381523"/>
+            <wp:extent cx="5486400" cy="4963886"/>
             <wp:effectExtent l="0" t="0" r="0" b="0"/>
             <wp:docPr id="21" name="Picture 21" descr="03-seq-suc03-הזמנת-תור"/>
             <wp:cNvGraphicFramePr>
@@ -39685,7 +39635,7 @@
                   <pic:spPr>
                     <a:xfrm>
                       <a:off x="0" y="0"/>
-                      <a:ext cx="5486400" cy="5381523"/>
+                      <a:ext cx="5486400" cy="4963886"/>
                     </a:xfrm>
                     <a:prstGeom prst="rect">
                       <a:avLst/>
@@ -39734,7 +39684,7 @@
           <w:szCs w:val="28"/>
           <w:rtl/>
         </w:rPr>
-        <w:t xml:space="preserve">שליפת התורים העתידיים של הלקוח המחובר בלבד.</w:t>
+        <w:t xml:space="preserve">המערכת שולפת ומציגה אך ורק את התורים העתידיים של הלקוח המחובר.</w:t>
       </w:r>
     </w:p>
     <w:p>
@@ -39762,7 +39712,7 @@
       <w:r>
         <w:drawing>
           <wp:inline distT="0" distB="0" distL="0" distR="0">
-            <wp:extent cx="5486400" cy="3533361"/>
+            <wp:extent cx="5181600" cy="3771900"/>
             <wp:effectExtent l="0" t="0" r="0" b="0"/>
             <wp:docPr id="20" name="Picture 20" descr="04-seq-suc04-צפייה-בתורים"/>
             <wp:cNvGraphicFramePr>
@@ -39784,7 +39734,7 @@
                   <pic:spPr>
                     <a:xfrm>
                       <a:off x="0" y="0"/>
-                      <a:ext cx="5486400" cy="3533361"/>
+                      <a:ext cx="5181600" cy="3771900"/>
                     </a:xfrm>
                     <a:prstGeom prst="rect">
                       <a:avLst/>
@@ -39833,7 +39783,7 @@
           <w:szCs w:val="28"/>
           <w:rtl/>
         </w:rPr>
-        <w:t xml:space="preserve">המועד הישן משתחרר והחדש נתפס. שתי הפעולות חייבות להתבצע יחד - אם אחת נכשלת, אף אחת לא מתבצעת.</w:t>
+        <w:t xml:space="preserve">המועד הישן משתחרר והמועד החדש נתפס. שתי הפעולות מתבצעות יחד, כך שלא ייווצר מצב ביניים שבו הלקוח נשאר בלי תור.</w:t>
       </w:r>
     </w:p>
     <w:p>
@@ -39861,7 +39811,7 @@
       <w:r>
         <w:drawing>
           <wp:inline distT="0" distB="0" distL="0" distR="0">
-            <wp:extent cx="5486400" cy="5543774"/>
+            <wp:extent cx="5248275" cy="5972175"/>
             <wp:effectExtent l="0" t="0" r="0" b="0"/>
             <wp:docPr id="19" name="Picture 19" descr="05-seq-suc05-שינוי-תור"/>
             <wp:cNvGraphicFramePr>
@@ -39883,7 +39833,7 @@
                   <pic:spPr>
                     <a:xfrm>
                       <a:off x="0" y="0"/>
-                      <a:ext cx="5486400" cy="5543774"/>
+                      <a:ext cx="5248275" cy="5972175"/>
                     </a:xfrm>
                     <a:prstGeom prst="rect">
                       <a:avLst/>
@@ -39932,7 +39882,7 @@
           <w:szCs w:val="28"/>
           <w:rtl/>
         </w:rPr>
-        <w:t xml:space="preserve">כולל חלון אישור. אם הלקוח אינו מאשר, התור נשאר במערכת ללא שינוי.</w:t>
+        <w:t xml:space="preserve">התהליך כולל חלון אישור. אם הלקוח אינו מאשר, התור נשאר במערכת ללא שינוי.</w:t>
       </w:r>
     </w:p>
     <w:p>
@@ -39960,7 +39910,7 @@
       <w:r>
         <w:drawing>
           <wp:inline distT="0" distB="0" distL="0" distR="0">
-            <wp:extent cx="5486400" cy="4939917"/>
+            <wp:extent cx="4953000" cy="5019675"/>
             <wp:effectExtent l="0" t="0" r="0" b="0"/>
             <wp:docPr id="18" name="Picture 18" descr="06-seq-suc06-ביטול-תור"/>
             <wp:cNvGraphicFramePr>
@@ -39982,7 +39932,7 @@
                   <pic:spPr>
                     <a:xfrm>
                       <a:off x="0" y="0"/>
-                      <a:ext cx="5486400" cy="4939917"/>
+                      <a:ext cx="4953000" cy="5019675"/>
                     </a:xfrm>
                     <a:prstGeom prst="rect">
                       <a:avLst/>
@@ -40031,7 +39981,7 @@
           <w:szCs w:val="28"/>
           <w:rtl/>
         </w:rPr>
-        <w:t xml:space="preserve">התהליך הארוך ביותר. שים לב שפרטי האשראי עוברים לשירות הסליקה החיצוני ואינם נשמרים במסד הנתונים.</w:t>
+        <w:t xml:space="preserve">התהליך הארוך ביותר במערכת. פרטי האשראי עוברים לשירות הסליקה החיצוני ואינם נשמרים במסד הנתונים של האתר.</w:t>
       </w:r>
     </w:p>
     <w:p>
@@ -40059,7 +40009,7 @@
       <w:r>
         <w:drawing>
           <wp:inline distT="0" distB="0" distL="0" distR="0">
-            <wp:extent cx="5486400" cy="7539742"/>
+            <wp:extent cx="5486400" cy="6083929"/>
             <wp:effectExtent l="0" t="0" r="0" b="0"/>
             <wp:docPr id="17" name="Picture 17" descr="07-seq-suc07-רכישה-בחנות"/>
             <wp:cNvGraphicFramePr>
@@ -40081,7 +40031,7 @@
                   <pic:spPr>
                     <a:xfrm>
                       <a:off x="0" y="0"/>
-                      <a:ext cx="5486400" cy="7539742"/>
+                      <a:ext cx="5486400" cy="6083929"/>
                     </a:xfrm>
                     <a:prstGeom prst="rect">
                       <a:avLst/>
@@ -40130,7 +40080,7 @@
           <w:szCs w:val="28"/>
           <w:rtl/>
         </w:rPr>
-        <w:t xml:space="preserve">רלוונטי לכל סוגי המשתמשים.</w:t>
+        <w:t xml:space="preserve">התהליך זמין לכל סוגי המשתמשים: לקוח, נותן שירות ומנהל.</w:t>
       </w:r>
     </w:p>
     <w:p>
@@ -40158,7 +40108,7 @@
       <w:r>
         <w:drawing>
           <wp:inline distT="0" distB="0" distL="0" distR="0">
-            <wp:extent cx="4829175" cy="6953250"/>
+            <wp:extent cx="5362575" cy="4867275"/>
             <wp:effectExtent l="0" t="0" r="0" b="0"/>
             <wp:docPr id="16" name="Picture 16" descr="08-seq-suc08-פרופיל-אישי"/>
             <wp:cNvGraphicFramePr>
@@ -40180,7 +40130,7 @@
                   <pic:spPr>
                     <a:xfrm>
                       <a:off x="0" y="0"/>
-                      <a:ext cx="4829175" cy="6953250"/>
+                      <a:ext cx="5362575" cy="4867275"/>
                     </a:xfrm>
                     <a:prstGeom prst="rect">
                       <a:avLst/>
@@ -40229,7 +40179,7 @@
           <w:szCs w:val="28"/>
           <w:rtl/>
         </w:rPr>
-        <w:t xml:space="preserve">כולל את החלק שחסר במפרט המקורי: עריכת ימי ושעות העבודה.</w:t>
+        <w:t xml:space="preserve">התרשים כולל את שני חלקי התהליך: צפייה ביומן התורים, ועריכת ימי ושעות העבודה.</w:t>
       </w:r>
     </w:p>
     <w:p>
@@ -40257,7 +40207,7 @@
       <w:r>
         <w:drawing>
           <wp:inline distT="0" distB="0" distL="0" distR="0">
-            <wp:extent cx="5486400" cy="5134367"/>
+            <wp:extent cx="5486400" cy="4556255"/>
             <wp:effectExtent l="0" t="0" r="0" b="0"/>
             <wp:docPr id="15" name="Picture 15" descr="09-seq-suc09-יומן-ושעות"/>
             <wp:cNvGraphicFramePr>
@@ -40279,7 +40229,7 @@
                   <pic:spPr>
                     <a:xfrm>
                       <a:off x="0" y="0"/>
-                      <a:ext cx="5486400" cy="5134367"/>
+                      <a:ext cx="5486400" cy="4556255"/>
                     </a:xfrm>
                     <a:prstGeom prst="rect">
                       <a:avLst/>
@@ -40328,7 +40278,7 @@
           <w:szCs w:val="28"/>
           <w:rtl/>
         </w:rPr>
-        <w:t xml:space="preserve">כולל חלון אישור לפני שינוי הרשאה.</w:t>
+        <w:t xml:space="preserve">המנהל הראשי מעניק הרשאות לנותני שירות. התהליך כולל חלון אישור לפני ביצוע השינוי.</w:t>
       </w:r>
     </w:p>
     <w:p>
@@ -40356,7 +40306,7 @@
       <w:r>
         <w:drawing>
           <wp:inline distT="0" distB="0" distL="0" distR="0">
-            <wp:extent cx="4800600" cy="6543675"/>
+            <wp:extent cx="5210175" cy="5019675"/>
             <wp:effectExtent l="0" t="0" r="0" b="0"/>
             <wp:docPr id="14" name="Picture 14" descr="10-seq-suc10-ניהול-משתמשים"/>
             <wp:cNvGraphicFramePr>
@@ -40378,7 +40328,7 @@
                   <pic:spPr>
                     <a:xfrm>
                       <a:off x="0" y="0"/>
-                      <a:ext cx="4800600" cy="6543675"/>
+                      <a:ext cx="5210175" cy="5019675"/>
                     </a:xfrm>
                     <a:prstGeom prst="rect">
                       <a:avLst/>
@@ -40427,7 +40377,7 @@
           <w:szCs w:val="28"/>
           <w:rtl/>
         </w:rPr>
-        <w:t xml:space="preserve">המנהל רואה את כל התורים במערכת, בניגוד לספר שרואה את שלו בלבד.</w:t>
+        <w:t xml:space="preserve">המנהל הראשי צופה בכלל התורים שנקבעו במערכת, בניגוד לנותן השירות שרואה את התורים שנקבעו אליו בלבד.</w:t>
       </w:r>
     </w:p>
     <w:p>
@@ -40455,7 +40405,7 @@
       <w:r>
         <w:drawing>
           <wp:inline distT="0" distB="0" distL="0" distR="0">
-            <wp:extent cx="5486400" cy="4025625"/>
+            <wp:extent cx="5419725" cy="3771900"/>
             <wp:effectExtent l="0" t="0" r="0" b="0"/>
             <wp:docPr id="13" name="Picture 13" descr="11-seq-suc11-ניהול-תורים"/>
             <wp:cNvGraphicFramePr>
@@ -40477,7 +40427,7 @@
                   <pic:spPr>
                     <a:xfrm>
                       <a:off x="0" y="0"/>
-                      <a:ext cx="5486400" cy="4025625"/>
+                      <a:ext cx="5419725" cy="3771900"/>
                     </a:xfrm>
                     <a:prstGeom prst="rect">
                       <a:avLst/>
@@ -40526,7 +40476,7 @@
           <w:szCs w:val="28"/>
           <w:rtl/>
         </w:rPr>
-        <w:t xml:space="preserve">התהליך שמפרטו נוסף בפרק ה-SRS.</w:t>
+        <w:t xml:space="preserve">המנהל הראשי מנהל את מוצרי החנות וצופה בכלל ההזמנות שבוצעו.</w:t>
       </w:r>
     </w:p>
     <w:p>
@@ -40554,7 +40504,7 @@
       <w:r>
         <w:drawing>
           <wp:inline distT="0" distB="0" distL="0" distR="0">
-            <wp:extent cx="5105400" cy="8401050"/>
+            <wp:extent cx="5153025" cy="5972175"/>
             <wp:effectExtent l="0" t="0" r="0" b="0"/>
             <wp:docPr id="12" name="Picture 12" descr="12-seq-suc12-ניהול-חנות"/>
             <wp:cNvGraphicFramePr>
@@ -40576,7 +40526,7 @@
                   <pic:spPr>
                     <a:xfrm>
                       <a:off x="0" y="0"/>
-                      <a:ext cx="5105400" cy="8401050"/>
+                      <a:ext cx="5153025" cy="5972175"/>
                     </a:xfrm>
                     <a:prstGeom prst="rect">
                       <a:avLst/>

--- a/docs/ספר-פרויקט-GOLDEN-HAIR-SALON-מאוחד.docx
+++ b/docs/ספר-פרויקט-GOLDEN-HAIR-SALON-מאוחד.docx
@@ -39415,7 +39415,7 @@
       <w:r>
         <w:drawing>
           <wp:inline distT="0" distB="0" distL="0" distR="0">
-            <wp:extent cx="5486400" cy="4943283"/>
+            <wp:extent cx="5334000" cy="4429125"/>
             <wp:effectExtent l="0" t="0" r="0" b="0"/>
             <wp:docPr id="23" name="Picture 23" descr="01-seq-suc01-הרשמה"/>
             <wp:cNvGraphicFramePr>
@@ -39437,7 +39437,7 @@
                   <pic:spPr>
                     <a:xfrm>
                       <a:off x="0" y="0"/>
-                      <a:ext cx="5486400" cy="4943283"/>
+                      <a:ext cx="5334000" cy="4429125"/>
                     </a:xfrm>
                     <a:prstGeom prst="rect">
                       <a:avLst/>
@@ -39514,7 +39514,7 @@
       <w:r>
         <w:drawing>
           <wp:inline distT="0" distB="0" distL="0" distR="0">
-            <wp:extent cx="5486400" cy="4408714"/>
+            <wp:extent cx="5486400" cy="4001288"/>
             <wp:effectExtent l="0" t="0" r="0" b="0"/>
             <wp:docPr id="22" name="Picture 22" descr="02-seq-suc02-התחברות"/>
             <wp:cNvGraphicFramePr>
@@ -39536,7 +39536,7 @@
                   <pic:spPr>
                     <a:xfrm>
                       <a:off x="0" y="0"/>
-                      <a:ext cx="5486400" cy="4408714"/>
+                      <a:ext cx="5486400" cy="4001288"/>
                     </a:xfrm>
                     <a:prstGeom prst="rect">
                       <a:avLst/>
@@ -39613,7 +39613,7 @@
       <w:r>
         <w:drawing>
           <wp:inline distT="0" distB="0" distL="0" distR="0">
-            <wp:extent cx="5486400" cy="4963886"/>
+            <wp:extent cx="5486400" cy="4229100"/>
             <wp:effectExtent l="0" t="0" r="0" b="0"/>
             <wp:docPr id="21" name="Picture 21" descr="03-seq-suc03-הזמנת-תור"/>
             <wp:cNvGraphicFramePr>
@@ -39635,7 +39635,7 @@
                   <pic:spPr>
                     <a:xfrm>
                       <a:off x="0" y="0"/>
-                      <a:ext cx="5486400" cy="4963886"/>
+                      <a:ext cx="5486400" cy="4229100"/>
                     </a:xfrm>
                     <a:prstGeom prst="rect">
                       <a:avLst/>
@@ -39712,7 +39712,7 @@
       <w:r>
         <w:drawing>
           <wp:inline distT="0" distB="0" distL="0" distR="0">
-            <wp:extent cx="5181600" cy="3771900"/>
+            <wp:extent cx="5391150" cy="3076575"/>
             <wp:effectExtent l="0" t="0" r="0" b="0"/>
             <wp:docPr id="20" name="Picture 20" descr="04-seq-suc04-צפייה-בתורים"/>
             <wp:cNvGraphicFramePr>
@@ -39734,7 +39734,7 @@
                   <pic:spPr>
                     <a:xfrm>
                       <a:off x="0" y="0"/>
-                      <a:ext cx="5181600" cy="3771900"/>
+                      <a:ext cx="5391150" cy="3076575"/>
                     </a:xfrm>
                     <a:prstGeom prst="rect">
                       <a:avLst/>
@@ -39811,7 +39811,7 @@
       <w:r>
         <w:drawing>
           <wp:inline distT="0" distB="0" distL="0" distR="0">
-            <wp:extent cx="5248275" cy="5972175"/>
+            <wp:extent cx="5457825" cy="5286375"/>
             <wp:effectExtent l="0" t="0" r="0" b="0"/>
             <wp:docPr id="19" name="Picture 19" descr="05-seq-suc05-שינוי-תור"/>
             <wp:cNvGraphicFramePr>
@@ -39833,7 +39833,7 @@
                   <pic:spPr>
                     <a:xfrm>
                       <a:off x="0" y="0"/>
-                      <a:ext cx="5248275" cy="5972175"/>
+                      <a:ext cx="5457825" cy="5286375"/>
                     </a:xfrm>
                     <a:prstGeom prst="rect">
                       <a:avLst/>
@@ -39910,7 +39910,7 @@
       <w:r>
         <w:drawing>
           <wp:inline distT="0" distB="0" distL="0" distR="0">
-            <wp:extent cx="4953000" cy="5019675"/>
+            <wp:extent cx="5162550" cy="4333875"/>
             <wp:effectExtent l="0" t="0" r="0" b="0"/>
             <wp:docPr id="18" name="Picture 18" descr="06-seq-suc06-ביטול-תור"/>
             <wp:cNvGraphicFramePr>
@@ -39932,7 +39932,7 @@
                   <pic:spPr>
                     <a:xfrm>
                       <a:off x="0" y="0"/>
-                      <a:ext cx="4953000" cy="5019675"/>
+                      <a:ext cx="5162550" cy="4333875"/>
                     </a:xfrm>
                     <a:prstGeom prst="rect">
                       <a:avLst/>
@@ -40009,7 +40009,7 @@
       <w:r>
         <w:drawing>
           <wp:inline distT="0" distB="0" distL="0" distR="0">
-            <wp:extent cx="5486400" cy="6083929"/>
+            <wp:extent cx="5486400" cy="4957590"/>
             <wp:effectExtent l="0" t="0" r="0" b="0"/>
             <wp:docPr id="17" name="Picture 17" descr="07-seq-suc07-רכישה-בחנות"/>
             <wp:cNvGraphicFramePr>
@@ -40031,7 +40031,7 @@
                   <pic:spPr>
                     <a:xfrm>
                       <a:off x="0" y="0"/>
-                      <a:ext cx="5486400" cy="6083929"/>
+                      <a:ext cx="5486400" cy="4957590"/>
                     </a:xfrm>
                     <a:prstGeom prst="rect">
                       <a:avLst/>
@@ -40108,7 +40108,7 @@
       <w:r>
         <w:drawing>
           <wp:inline distT="0" distB="0" distL="0" distR="0">
-            <wp:extent cx="5362575" cy="4867275"/>
+            <wp:extent cx="5019675" cy="4181475"/>
             <wp:effectExtent l="0" t="0" r="0" b="0"/>
             <wp:docPr id="16" name="Picture 16" descr="08-seq-suc08-פרופיל-אישי"/>
             <wp:cNvGraphicFramePr>
@@ -40130,7 +40130,7 @@
                   <pic:spPr>
                     <a:xfrm>
                       <a:off x="0" y="0"/>
-                      <a:ext cx="5362575" cy="4867275"/>
+                      <a:ext cx="5019675" cy="4181475"/>
                     </a:xfrm>
                     <a:prstGeom prst="rect">
                       <a:avLst/>
@@ -40207,7 +40207,7 @@
       <w:r>
         <w:drawing>
           <wp:inline distT="0" distB="0" distL="0" distR="0">
-            <wp:extent cx="5486400" cy="4556255"/>
+            <wp:extent cx="5486400" cy="4017087"/>
             <wp:effectExtent l="0" t="0" r="0" b="0"/>
             <wp:docPr id="15" name="Picture 15" descr="09-seq-suc09-יומן-ושעות"/>
             <wp:cNvGraphicFramePr>
@@ -40229,7 +40229,7 @@
                   <pic:spPr>
                     <a:xfrm>
                       <a:off x="0" y="0"/>
-                      <a:ext cx="5486400" cy="4556255"/>
+                      <a:ext cx="5486400" cy="4017087"/>
                     </a:xfrm>
                     <a:prstGeom prst="rect">
                       <a:avLst/>
@@ -40306,7 +40306,7 @@
       <w:r>
         <w:drawing>
           <wp:inline distT="0" distB="0" distL="0" distR="0">
-            <wp:extent cx="5210175" cy="5019675"/>
+            <wp:extent cx="4838700" cy="4333875"/>
             <wp:effectExtent l="0" t="0" r="0" b="0"/>
             <wp:docPr id="14" name="Picture 14" descr="10-seq-suc10-ניהול-משתמשים"/>
             <wp:cNvGraphicFramePr>
@@ -40328,7 +40328,7 @@
                   <pic:spPr>
                     <a:xfrm>
                       <a:off x="0" y="0"/>
-                      <a:ext cx="5210175" cy="5019675"/>
+                      <a:ext cx="4838700" cy="4333875"/>
                     </a:xfrm>
                     <a:prstGeom prst="rect">
                       <a:avLst/>
@@ -40405,7 +40405,7 @@
       <w:r>
         <w:drawing>
           <wp:inline distT="0" distB="0" distL="0" distR="0">
-            <wp:extent cx="5419725" cy="3771900"/>
+            <wp:extent cx="5381625" cy="3076575"/>
             <wp:effectExtent l="0" t="0" r="0" b="0"/>
             <wp:docPr id="13" name="Picture 13" descr="11-seq-suc11-ניהול-תורים"/>
             <wp:cNvGraphicFramePr>
@@ -40427,7 +40427,7 @@
                   <pic:spPr>
                     <a:xfrm>
                       <a:off x="0" y="0"/>
-                      <a:ext cx="5419725" cy="3771900"/>
+                      <a:ext cx="5381625" cy="3076575"/>
                     </a:xfrm>
                     <a:prstGeom prst="rect">
                       <a:avLst/>
@@ -40504,7 +40504,7 @@
       <w:r>
         <w:drawing>
           <wp:inline distT="0" distB="0" distL="0" distR="0">
-            <wp:extent cx="5153025" cy="5972175"/>
+            <wp:extent cx="5238750" cy="5286375"/>
             <wp:effectExtent l="0" t="0" r="0" b="0"/>
             <wp:docPr id="12" name="Picture 12" descr="12-seq-suc12-ניהול-חנות"/>
             <wp:cNvGraphicFramePr>
@@ -40526,7 +40526,7 @@
                   <pic:spPr>
                     <a:xfrm>
                       <a:off x="0" y="0"/>
-                      <a:ext cx="5153025" cy="5972175"/>
+                      <a:ext cx="5238750" cy="5286375"/>
                     </a:xfrm>
                     <a:prstGeom prst="rect">
                       <a:avLst/>

--- a/docs/ספר-פרויקט-GOLDEN-HAIR-SALON-מאוחד.docx
+++ b/docs/ספר-פרויקט-GOLDEN-HAIR-SALON-מאוחד.docx
@@ -39415,7 +39415,7 @@
       <w:r>
         <w:drawing>
           <wp:inline distT="0" distB="0" distL="0" distR="0">
-            <wp:extent cx="5334000" cy="4429125"/>
+            <wp:extent cx="5400675" cy="4429125"/>
             <wp:effectExtent l="0" t="0" r="0" b="0"/>
             <wp:docPr id="23" name="Picture 23" descr="01-seq-suc01-הרשמה"/>
             <wp:cNvGraphicFramePr>
@@ -39437,7 +39437,7 @@
                   <pic:spPr>
                     <a:xfrm>
                       <a:off x="0" y="0"/>
-                      <a:ext cx="5334000" cy="4429125"/>
+                      <a:ext cx="5400675" cy="4429125"/>
                     </a:xfrm>
                     <a:prstGeom prst="rect">
                       <a:avLst/>
@@ -39514,7 +39514,7 @@
       <w:r>
         <w:drawing>
           <wp:inline distT="0" distB="0" distL="0" distR="0">
-            <wp:extent cx="5486400" cy="4001288"/>
+            <wp:extent cx="5486400" cy="3953573"/>
             <wp:effectExtent l="0" t="0" r="0" b="0"/>
             <wp:docPr id="22" name="Picture 22" descr="02-seq-suc02-התחברות"/>
             <wp:cNvGraphicFramePr>
@@ -39536,7 +39536,7 @@
                   <pic:spPr>
                     <a:xfrm>
                       <a:off x="0" y="0"/>
-                      <a:ext cx="5486400" cy="4001288"/>
+                      <a:ext cx="5486400" cy="3953573"/>
                     </a:xfrm>
                     <a:prstGeom prst="rect">
                       <a:avLst/>
@@ -39613,7 +39613,7 @@
       <w:r>
         <w:drawing>
           <wp:inline distT="0" distB="0" distL="0" distR="0">
-            <wp:extent cx="5486400" cy="4229100"/>
+            <wp:extent cx="5486400" cy="4331368"/>
             <wp:effectExtent l="0" t="0" r="0" b="0"/>
             <wp:docPr id="21" name="Picture 21" descr="03-seq-suc03-הזמנת-תור"/>
             <wp:cNvGraphicFramePr>
@@ -39635,7 +39635,7 @@
                   <pic:spPr>
                     <a:xfrm>
                       <a:off x="0" y="0"/>
-                      <a:ext cx="5486400" cy="4229100"/>
+                      <a:ext cx="5486400" cy="4331368"/>
                     </a:xfrm>
                     <a:prstGeom prst="rect">
                       <a:avLst/>
@@ -39712,7 +39712,7 @@
       <w:r>
         <w:drawing>
           <wp:inline distT="0" distB="0" distL="0" distR="0">
-            <wp:extent cx="5391150" cy="3076575"/>
+            <wp:extent cx="5229225" cy="3076575"/>
             <wp:effectExtent l="0" t="0" r="0" b="0"/>
             <wp:docPr id="20" name="Picture 20" descr="04-seq-suc04-צפייה-בתורים"/>
             <wp:cNvGraphicFramePr>
@@ -39734,7 +39734,7 @@
                   <pic:spPr>
                     <a:xfrm>
                       <a:off x="0" y="0"/>
-                      <a:ext cx="5391150" cy="3076575"/>
+                      <a:ext cx="5229225" cy="3076575"/>
                     </a:xfrm>
                     <a:prstGeom prst="rect">
                       <a:avLst/>
@@ -39811,7 +39811,7 @@
       <w:r>
         <w:drawing>
           <wp:inline distT="0" distB="0" distL="0" distR="0">
-            <wp:extent cx="5457825" cy="5286375"/>
+            <wp:extent cx="5305425" cy="5286375"/>
             <wp:effectExtent l="0" t="0" r="0" b="0"/>
             <wp:docPr id="19" name="Picture 19" descr="05-seq-suc05-שינוי-תור"/>
             <wp:cNvGraphicFramePr>
@@ -39833,7 +39833,7 @@
                   <pic:spPr>
                     <a:xfrm>
                       <a:off x="0" y="0"/>
-                      <a:ext cx="5457825" cy="5286375"/>
+                      <a:ext cx="5305425" cy="5286375"/>
                     </a:xfrm>
                     <a:prstGeom prst="rect">
                       <a:avLst/>
@@ -39910,7 +39910,7 @@
       <w:r>
         <w:drawing>
           <wp:inline distT="0" distB="0" distL="0" distR="0">
-            <wp:extent cx="5162550" cy="4333875"/>
+            <wp:extent cx="5010150" cy="4333875"/>
             <wp:effectExtent l="0" t="0" r="0" b="0"/>
             <wp:docPr id="18" name="Picture 18" descr="06-seq-suc06-ביטול-תור"/>
             <wp:cNvGraphicFramePr>
@@ -39932,7 +39932,7 @@
                   <pic:spPr>
                     <a:xfrm>
                       <a:off x="0" y="0"/>
-                      <a:ext cx="5162550" cy="4333875"/>
+                      <a:ext cx="5010150" cy="4333875"/>
                     </a:xfrm>
                     <a:prstGeom prst="rect">
                       <a:avLst/>
@@ -40009,7 +40009,7 @@
       <w:r>
         <w:drawing>
           <wp:inline distT="0" distB="0" distL="0" distR="0">
-            <wp:extent cx="5486400" cy="4957590"/>
+            <wp:extent cx="5486400" cy="5080000"/>
             <wp:effectExtent l="0" t="0" r="0" b="0"/>
             <wp:docPr id="17" name="Picture 17" descr="07-seq-suc07-רכישה-בחנות"/>
             <wp:cNvGraphicFramePr>
@@ -40031,7 +40031,7 @@
                   <pic:spPr>
                     <a:xfrm>
                       <a:off x="0" y="0"/>
-                      <a:ext cx="5486400" cy="4957590"/>
+                      <a:ext cx="5486400" cy="5080000"/>
                     </a:xfrm>
                     <a:prstGeom prst="rect">
                       <a:avLst/>
@@ -40108,7 +40108,7 @@
       <w:r>
         <w:drawing>
           <wp:inline distT="0" distB="0" distL="0" distR="0">
-            <wp:extent cx="5019675" cy="4181475"/>
+            <wp:extent cx="5086350" cy="4181475"/>
             <wp:effectExtent l="0" t="0" r="0" b="0"/>
             <wp:docPr id="16" name="Picture 16" descr="08-seq-suc08-פרופיל-אישי"/>
             <wp:cNvGraphicFramePr>
@@ -40130,7 +40130,7 @@
                   <pic:spPr>
                     <a:xfrm>
                       <a:off x="0" y="0"/>
-                      <a:ext cx="5019675" cy="4181475"/>
+                      <a:ext cx="5086350" cy="4181475"/>
                     </a:xfrm>
                     <a:prstGeom prst="rect">
                       <a:avLst/>
@@ -40207,7 +40207,7 @@
       <w:r>
         <w:drawing>
           <wp:inline distT="0" distB="0" distL="0" distR="0">
-            <wp:extent cx="5486400" cy="4017087"/>
+            <wp:extent cx="5486400" cy="3980329"/>
             <wp:effectExtent l="0" t="0" r="0" b="0"/>
             <wp:docPr id="15" name="Picture 15" descr="09-seq-suc09-יומן-ושעות"/>
             <wp:cNvGraphicFramePr>
@@ -40229,7 +40229,7 @@
                   <pic:spPr>
                     <a:xfrm>
                       <a:off x="0" y="0"/>
-                      <a:ext cx="5486400" cy="4017087"/>
+                      <a:ext cx="5486400" cy="3980329"/>
                     </a:xfrm>
                     <a:prstGeom prst="rect">
                       <a:avLst/>
@@ -40306,7 +40306,7 @@
       <w:r>
         <w:drawing>
           <wp:inline distT="0" distB="0" distL="0" distR="0">
-            <wp:extent cx="4838700" cy="4333875"/>
+            <wp:extent cx="4933950" cy="4333875"/>
             <wp:effectExtent l="0" t="0" r="0" b="0"/>
             <wp:docPr id="14" name="Picture 14" descr="10-seq-suc10-ניהול-משתמשים"/>
             <wp:cNvGraphicFramePr>
@@ -40328,7 +40328,7 @@
                   <pic:spPr>
                     <a:xfrm>
                       <a:off x="0" y="0"/>
-                      <a:ext cx="4838700" cy="4333875"/>
+                      <a:ext cx="4933950" cy="4333875"/>
                     </a:xfrm>
                     <a:prstGeom prst="rect">
                       <a:avLst/>
@@ -40405,7 +40405,7 @@
       <w:r>
         <w:drawing>
           <wp:inline distT="0" distB="0" distL="0" distR="0">
-            <wp:extent cx="5381625" cy="3076575"/>
+            <wp:extent cx="5476875" cy="3076575"/>
             <wp:effectExtent l="0" t="0" r="0" b="0"/>
             <wp:docPr id="13" name="Picture 13" descr="11-seq-suc11-ניהול-תורים"/>
             <wp:cNvGraphicFramePr>
@@ -40427,7 +40427,7 @@
                   <pic:spPr>
                     <a:xfrm>
                       <a:off x="0" y="0"/>
-                      <a:ext cx="5381625" cy="3076575"/>
+                      <a:ext cx="5476875" cy="3076575"/>
                     </a:xfrm>
                     <a:prstGeom prst="rect">
                       <a:avLst/>
@@ -40504,7 +40504,7 @@
       <w:r>
         <w:drawing>
           <wp:inline distT="0" distB="0" distL="0" distR="0">
-            <wp:extent cx="5238750" cy="5286375"/>
+            <wp:extent cx="5324475" cy="5286375"/>
             <wp:effectExtent l="0" t="0" r="0" b="0"/>
             <wp:docPr id="12" name="Picture 12" descr="12-seq-suc12-ניהול-חנות"/>
             <wp:cNvGraphicFramePr>
@@ -40526,7 +40526,7 @@
                   <pic:spPr>
                     <a:xfrm>
                       <a:off x="0" y="0"/>
-                      <a:ext cx="5238750" cy="5286375"/>
+                      <a:ext cx="5324475" cy="5286375"/>
                     </a:xfrm>
                     <a:prstGeom prst="rect">
                       <a:avLst/>

--- a/docs/ספר-פרויקט-GOLDEN-HAIR-SALON-מאוחד.docx
+++ b/docs/ספר-פרויקט-GOLDEN-HAIR-SALON-מאוחד.docx
@@ -39339,7 +39339,7 @@
           <w:szCs w:val="28"/>
           <w:rtl/>
         </w:rPr>
-        <w:t xml:space="preserve">תרשים רצף מתאר את סדר ההודעות העוברות בין רכיבי המערכת במהלך ביצוע תהליך. השחקנים בכל התרשימים הם המשתמש, רכיב הניהול הרלוונטי בשרת, ומסד הנתונים - בהתאם לרכיבים שהוגדרו בפרק הארכיטקטורה הלוגית.</w:t>
+        <w:t xml:space="preserve">תרשים רצף מתאר את סדר ההודעות העוברות בין רכיבי המערכת במהלך ביצוע תהליך. השחקנים בכל התרשימים הם המשתמש, רכיב הניהול הרלוונטי בשרת ומסדי הנתונים, בהתאם לרכיבים שהוגדרו בפרק הארכיטקטורה הלוגית.</w:t>
       </w:r>
     </w:p>
     <w:p>
@@ -39354,7 +39354,7 @@
           <w:szCs w:val="28"/>
           <w:rtl/>
         </w:rPr>
-        <w:t xml:space="preserve">ההודעות ממוספרות לפי שלבים: הספרה הראשונה מציינת את שלב התהליך, והספרה שאחרי הנקודה מציינת את סדר ההודעות בתוך אותו שלב.</w:t>
+        <w:t xml:space="preserve">מספרי ההודעות זהים למספרי הצעדים ב-MSS של אותו תהליך בפרק ה-SRS, והניסוח זהה אף הוא. כאשר צעד אחד ב-MSS מתפרק לכמה הודעות בין רכיבי המערכת, ההודעות ממוספרות כתתי-צעדים שלו, למשל 3.1 ו-3.2. הסתעפויות ממוספרות כמו בספר, למשל 3א.1.</w:t>
       </w:r>
     </w:p>
     <w:p>
@@ -39387,7 +39387,7 @@
           <w:szCs w:val="28"/>
           <w:rtl/>
         </w:rPr>
-        <w:t xml:space="preserve">המשתמש ממלא את פרטיו, המערכת בודקת את תקינותם, מצפינה את הסיסמה ושומרת את המשתמש החדש.</w:t>
+        <w:t xml:space="preserve">התרשים מתאר את צעדי ה-MSS של SUC-1. צעד 3 מתפרק לשתי הודעות: בדיקת התקינות בשרת ושמירת המשתמש במסד הנתונים.</w:t>
       </w:r>
     </w:p>
     <w:p>
@@ -39415,7 +39415,7 @@
       <w:r>
         <w:drawing>
           <wp:inline distT="0" distB="0" distL="0" distR="0">
-            <wp:extent cx="5400675" cy="4429125"/>
+            <wp:extent cx="5486400" cy="3657600"/>
             <wp:effectExtent l="0" t="0" r="0" b="0"/>
             <wp:docPr id="23" name="Picture 23" descr="01-seq-suc01-הרשמה"/>
             <wp:cNvGraphicFramePr>
@@ -39437,7 +39437,7 @@
                   <pic:spPr>
                     <a:xfrm>
                       <a:off x="0" y="0"/>
-                      <a:ext cx="5400675" cy="4429125"/>
+                      <a:ext cx="5486400" cy="3657600"/>
                     </a:xfrm>
                     <a:prstGeom prst="rect">
                       <a:avLst/>
@@ -39486,7 +39486,7 @@
           <w:szCs w:val="28"/>
           <w:rtl/>
         </w:rPr>
-        <w:t xml:space="preserve">המשתמש מזין דוא״ל וסיסמה, המערכת מאמתת אותם מול מסד הנתונים ומעבירה אותו לממשק המותאם להרשאותיו.</w:t>
+        <w:t xml:space="preserve">צעד 3 ב-MSS, אימות פרטי ההתחברות מול מסד הנתונים, מתפרק לשליפת המשתמש ולהשוואת הסיסמה המוצפנת.</w:t>
       </w:r>
     </w:p>
     <w:p>
@@ -39514,7 +39514,7 @@
       <w:r>
         <w:drawing>
           <wp:inline distT="0" distB="0" distL="0" distR="0">
-            <wp:extent cx="5486400" cy="3953573"/>
+            <wp:extent cx="5486400" cy="3038963"/>
             <wp:effectExtent l="0" t="0" r="0" b="0"/>
             <wp:docPr id="22" name="Picture 22" descr="02-seq-suc02-התחברות"/>
             <wp:cNvGraphicFramePr>
@@ -39536,7 +39536,7 @@
                   <pic:spPr>
                     <a:xfrm>
                       <a:off x="0" y="0"/>
-                      <a:ext cx="5486400" cy="3953573"/>
+                      <a:ext cx="5486400" cy="3038963"/>
                     </a:xfrm>
                     <a:prstGeom prst="rect">
                       <a:avLst/>
@@ -39585,7 +39585,7 @@
           <w:szCs w:val="28"/>
           <w:rtl/>
         </w:rPr>
-        <w:t xml:space="preserve">התהליך המרכזי במערכת. שים לב לשתי הפניות למסד הנתונים: הראשונה לחישוב השעות הפנויות, והשנייה לבדיקה חוזרת ממש לפני השמירה, כדי למנוע מצב שבו שני לקוחות תופסים את אותה שעה.</w:t>
+        <w:t xml:space="preserve">צעד 3 ב-MSS, חישוב השעות הפנויות, מתפרק לשליפת שעות העבודה, שליפת התורים התפוסים והחישוב עצמו. צעד 5 כולל בדיקה חוזרת לפני השמירה, כדי שלא ייווצר מצב שבו שני לקוחות תופסים את אותה שעה.</w:t>
       </w:r>
     </w:p>
     <w:p>
@@ -39613,7 +39613,7 @@
       <w:r>
         <w:drawing>
           <wp:inline distT="0" distB="0" distL="0" distR="0">
-            <wp:extent cx="5486400" cy="4331368"/>
+            <wp:extent cx="5486400" cy="3697493"/>
             <wp:effectExtent l="0" t="0" r="0" b="0"/>
             <wp:docPr id="21" name="Picture 21" descr="03-seq-suc03-הזמנת-תור"/>
             <wp:cNvGraphicFramePr>
@@ -39635,7 +39635,7 @@
                   <pic:spPr>
                     <a:xfrm>
                       <a:off x="0" y="0"/>
-                      <a:ext cx="5486400" cy="4331368"/>
+                      <a:ext cx="5486400" cy="3697493"/>
                     </a:xfrm>
                     <a:prstGeom prst="rect">
                       <a:avLst/>
@@ -39684,7 +39684,7 @@
           <w:szCs w:val="28"/>
           <w:rtl/>
         </w:rPr>
-        <w:t xml:space="preserve">המערכת שולפת ומציגה אך ורק את התורים העתידיים של הלקוח המחובר.</w:t>
+        <w:t xml:space="preserve">התרשים מתאר את שלושת צעדי ה-MSS של SUC-4, כולל הסתעפות א כאשר אין תורים עתידיים.</w:t>
       </w:r>
     </w:p>
     <w:p>
@@ -39712,7 +39712,7 @@
       <w:r>
         <w:drawing>
           <wp:inline distT="0" distB="0" distL="0" distR="0">
-            <wp:extent cx="5229225" cy="3076575"/>
+            <wp:extent cx="5486400" cy="2281110"/>
             <wp:effectExtent l="0" t="0" r="0" b="0"/>
             <wp:docPr id="20" name="Picture 20" descr="04-seq-suc04-צפייה-בתורים"/>
             <wp:cNvGraphicFramePr>
@@ -39734,7 +39734,7 @@
                   <pic:spPr>
                     <a:xfrm>
                       <a:off x="0" y="0"/>
-                      <a:ext cx="5229225" cy="3076575"/>
+                      <a:ext cx="5486400" cy="2281110"/>
                     </a:xfrm>
                     <a:prstGeom prst="rect">
                       <a:avLst/>
@@ -39783,7 +39783,7 @@
           <w:szCs w:val="28"/>
           <w:rtl/>
         </w:rPr>
-        <w:t xml:space="preserve">המועד הישן משתחרר והמועד החדש נתפס. שתי הפעולות מתבצעות יחד, כך שלא ייווצר מצב ביניים שבו הלקוח נשאר בלי תור.</w:t>
+        <w:t xml:space="preserve">צעד 6 ב-MSS, פינוי המועד הישן ועדכון החדש, מתפרק לשתי פניות למסד הנתונים שמתבצעות יחד.</w:t>
       </w:r>
     </w:p>
     <w:p>
@@ -39811,7 +39811,7 @@
       <w:r>
         <w:drawing>
           <wp:inline distT="0" distB="0" distL="0" distR="0">
-            <wp:extent cx="5305425" cy="5286375"/>
+            <wp:extent cx="5486400" cy="5001454"/>
             <wp:effectExtent l="0" t="0" r="0" b="0"/>
             <wp:docPr id="19" name="Picture 19" descr="05-seq-suc05-שינוי-תור"/>
             <wp:cNvGraphicFramePr>
@@ -39833,7 +39833,7 @@
                   <pic:spPr>
                     <a:xfrm>
                       <a:off x="0" y="0"/>
-                      <a:ext cx="5305425" cy="5286375"/>
+                      <a:ext cx="5486400" cy="5001454"/>
                     </a:xfrm>
                     <a:prstGeom prst="rect">
                       <a:avLst/>
@@ -39882,7 +39882,7 @@
           <w:szCs w:val="28"/>
           <w:rtl/>
         </w:rPr>
-        <w:t xml:space="preserve">התהליך כולל חלון אישור. אם הלקוח אינו מאשר, התור נשאר במערכת ללא שינוי.</w:t>
+        <w:t xml:space="preserve">התרשים כולל את שתי ההסתעפויות: כאשר אין תורים קיימים, וכאשר הלקוח אינו מאשר את הביטול בחלון האישור.</w:t>
       </w:r>
     </w:p>
     <w:p>
@@ -39910,7 +39910,7 @@
       <w:r>
         <w:drawing>
           <wp:inline distT="0" distB="0" distL="0" distR="0">
-            <wp:extent cx="5010150" cy="4333875"/>
+            <wp:extent cx="5486400" cy="4364511"/>
             <wp:effectExtent l="0" t="0" r="0" b="0"/>
             <wp:docPr id="18" name="Picture 18" descr="06-seq-suc06-ביטול-תור"/>
             <wp:cNvGraphicFramePr>
@@ -39932,7 +39932,7 @@
                   <pic:spPr>
                     <a:xfrm>
                       <a:off x="0" y="0"/>
-                      <a:ext cx="5010150" cy="4333875"/>
+                      <a:ext cx="5486400" cy="4364511"/>
                     </a:xfrm>
                     <a:prstGeom prst="rect">
                       <a:avLst/>
@@ -39981,7 +39981,7 @@
           <w:szCs w:val="28"/>
           <w:rtl/>
         </w:rPr>
-        <w:t xml:space="preserve">התהליך הארוך ביותר במערכת. פרטי האשראי עוברים לשירות הסליקה החיצוני ואינם נשמרים במסד הנתונים של האתר.</w:t>
+        <w:t xml:space="preserve">צעד 6 ב-MSS מתפרק לשמירת ההזמנה, עדכון המלאי והצגת האישור. פרטי האשראי עוברים לשירות הסליקה החיצוני ואינם נשמרים במסד הנתונים של האתר.</w:t>
       </w:r>
     </w:p>
     <w:p>
@@ -40009,7 +40009,7 @@
       <w:r>
         <w:drawing>
           <wp:inline distT="0" distB="0" distL="0" distR="0">
-            <wp:extent cx="5486400" cy="5080000"/>
+            <wp:extent cx="5486400" cy="5100487"/>
             <wp:effectExtent l="0" t="0" r="0" b="0"/>
             <wp:docPr id="17" name="Picture 17" descr="07-seq-suc07-רכישה-בחנות"/>
             <wp:cNvGraphicFramePr>
@@ -40031,7 +40031,7 @@
                   <pic:spPr>
                     <a:xfrm>
                       <a:off x="0" y="0"/>
-                      <a:ext cx="5486400" cy="5080000"/>
+                      <a:ext cx="5486400" cy="5100487"/>
                     </a:xfrm>
                     <a:prstGeom prst="rect">
                       <a:avLst/>
@@ -40080,7 +40080,7 @@
           <w:szCs w:val="28"/>
           <w:rtl/>
         </w:rPr>
-        <w:t xml:space="preserve">התהליך זמין לכל סוגי המשתמשים: לקוח, נותן שירות ומנהל.</w:t>
+        <w:t xml:space="preserve">התהליך זמין לכל סוגי המשתמשים: לקוח, נותן שירות ומנהל ראשי.</w:t>
       </w:r>
     </w:p>
     <w:p>
@@ -40108,7 +40108,7 @@
       <w:r>
         <w:drawing>
           <wp:inline distT="0" distB="0" distL="0" distR="0">
-            <wp:extent cx="5086350" cy="4181475"/>
+            <wp:extent cx="5486400" cy="3973689"/>
             <wp:effectExtent l="0" t="0" r="0" b="0"/>
             <wp:docPr id="16" name="Picture 16" descr="08-seq-suc08-פרופיל-אישי"/>
             <wp:cNvGraphicFramePr>
@@ -40130,7 +40130,7 @@
                   <pic:spPr>
                     <a:xfrm>
                       <a:off x="0" y="0"/>
-                      <a:ext cx="5086350" cy="4181475"/>
+                      <a:ext cx="5486400" cy="3973689"/>
                     </a:xfrm>
                     <a:prstGeom prst="rect">
                       <a:avLst/>
@@ -40179,7 +40179,7 @@
           <w:szCs w:val="28"/>
           <w:rtl/>
         </w:rPr>
-        <w:t xml:space="preserve">התרשים כולל את שני חלקי התהליך: צפייה ביומן התורים, ועריכת ימי ושעות העבודה.</w:t>
+        <w:t xml:space="preserve">שלושת הצעדים הראשונים הם צעדי ה-MSS הקיימים בספר. הצעדים 4 עד 9 הם התוספת שמופיעה בנספח, ומממשת את דרישה 28 - עריכת ימי ושעות העבודה.</w:t>
       </w:r>
     </w:p>
     <w:p>
@@ -40207,7 +40207,7 @@
       <w:r>
         <w:drawing>
           <wp:inline distT="0" distB="0" distL="0" distR="0">
-            <wp:extent cx="5486400" cy="3980329"/>
+            <wp:extent cx="5486400" cy="4666804"/>
             <wp:effectExtent l="0" t="0" r="0" b="0"/>
             <wp:docPr id="15" name="Picture 15" descr="09-seq-suc09-יומן-ושעות"/>
             <wp:cNvGraphicFramePr>
@@ -40229,7 +40229,7 @@
                   <pic:spPr>
                     <a:xfrm>
                       <a:off x="0" y="0"/>
-                      <a:ext cx="5486400" cy="3980329"/>
+                      <a:ext cx="5486400" cy="4666804"/>
                     </a:xfrm>
                     <a:prstGeom prst="rect">
                       <a:avLst/>
@@ -40278,7 +40278,7 @@
           <w:szCs w:val="28"/>
           <w:rtl/>
         </w:rPr>
-        <w:t xml:space="preserve">המנהל הראשי מעניק הרשאות לנותני שירות. התהליך כולל חלון אישור לפני ביצוע השינוי.</w:t>
+        <w:t xml:space="preserve">התרשים כולל את הסתעפות א, כאשר המנהל אינו מאשר את השינוי בחלון האישור.</w:t>
       </w:r>
     </w:p>
     <w:p>
@@ -40306,7 +40306,7 @@
       <w:r>
         <w:drawing>
           <wp:inline distT="0" distB="0" distL="0" distR="0">
-            <wp:extent cx="4933950" cy="4333875"/>
+            <wp:extent cx="5486400" cy="4107264"/>
             <wp:effectExtent l="0" t="0" r="0" b="0"/>
             <wp:docPr id="14" name="Picture 14" descr="10-seq-suc10-ניהול-משתמשים"/>
             <wp:cNvGraphicFramePr>
@@ -40328,7 +40328,7 @@
                   <pic:spPr>
                     <a:xfrm>
                       <a:off x="0" y="0"/>
-                      <a:ext cx="4933950" cy="4333875"/>
+                      <a:ext cx="5486400" cy="4107264"/>
                     </a:xfrm>
                     <a:prstGeom prst="rect">
                       <a:avLst/>
@@ -40405,7 +40405,7 @@
       <w:r>
         <w:drawing>
           <wp:inline distT="0" distB="0" distL="0" distR="0">
-            <wp:extent cx="5476875" cy="3076575"/>
+            <wp:extent cx="5486400" cy="2533380"/>
             <wp:effectExtent l="0" t="0" r="0" b="0"/>
             <wp:docPr id="13" name="Picture 13" descr="11-seq-suc11-ניהול-תורים"/>
             <wp:cNvGraphicFramePr>
@@ -40427,7 +40427,7 @@
                   <pic:spPr>
                     <a:xfrm>
                       <a:off x="0" y="0"/>
-                      <a:ext cx="5476875" cy="3076575"/>
+                      <a:ext cx="5486400" cy="2533380"/>
                     </a:xfrm>
                     <a:prstGeom prst="rect">
                       <a:avLst/>
@@ -40476,7 +40476,7 @@
           <w:szCs w:val="28"/>
           <w:rtl/>
         </w:rPr>
-        <w:t xml:space="preserve">המנהל הראשי מנהל את מוצרי החנות וצופה בכלל ההזמנות שבוצעו.</w:t>
+        <w:t xml:space="preserve">התרשים מתאר את צעדי ה-MSS של SUC-12, שמפרטו נוסף לפרק ה-SRS. הוא כולל את שלוש ההסתעפויות: פרטי מוצר שאינם תקינים, מחיקת מוצר, והיעדר הזמנות.</w:t>
       </w:r>
     </w:p>
     <w:p>
@@ -40504,7 +40504,7 @@
       <w:r>
         <w:drawing>
           <wp:inline distT="0" distB="0" distL="0" distR="0">
-            <wp:extent cx="5324475" cy="5286375"/>
+            <wp:extent cx="5486400" cy="5528334"/>
             <wp:effectExtent l="0" t="0" r="0" b="0"/>
             <wp:docPr id="12" name="Picture 12" descr="12-seq-suc12-ניהול-חנות"/>
             <wp:cNvGraphicFramePr>
@@ -40526,7 +40526,7 @@
                   <pic:spPr>
                     <a:xfrm>
                       <a:off x="0" y="0"/>
-                      <a:ext cx="5324475" cy="5286375"/>
+                      <a:ext cx="5486400" cy="5528334"/>
                     </a:xfrm>
                     <a:prstGeom prst="rect">
                       <a:avLst/>
